--- a/CHANGELOG v0.93.docx
+++ b/CHANGELOG v0.93.docx
@@ -16,7 +16,7 @@
         <w:pStyle w:val="FirstParagraph"/>
       </w:pPr>
       <w:r>
-        <w:t xml:space="preserve">Generated on: 2026-08-22</w:t>
+        <w:t xml:space="preserve">Generated on: 2026-08-29</w:t>
       </w:r>
     </w:p>
     <w:p>
@@ -24,7 +24,7 @@
         <w:pStyle w:val="BodyText"/>
       </w:pPr>
       <w:r>
-        <w:t xml:space="preserve">Compare: v0.92 -&gt; v0.93</w:t>
+        <w:t xml:space="preserve">Compare: v0.94 -&gt; v0.93</w:t>
       </w:r>
     </w:p>
     <w:p>
@@ -43,6 +43,14 @@
         <w:t xml:space="preserve">Google Drive: https://drive.google.com/drive/folders/1Ccr4SiPYugPCsN0juwwwqAZGewMW-xZj?usp=sharing</w:t>
       </w:r>
     </w:p>
+    <w:p>
+      <w:pPr>
+        <w:pStyle w:val="BodyText"/>
+      </w:pPr>
+      <w:r>
+        <w:t xml:space="preserve">Skills: https://github.com/Mashiane/B4XDaisyUIKit-Skills</w:t>
+      </w:r>
+    </w:p>
     <w:bookmarkStart w:id="9" w:name="summary"/>
     <w:p>
       <w:pPr>
@@ -61,7 +69,7 @@
         </w:numPr>
       </w:pPr>
       <w:r>
-        <w:t xml:space="preserve">New components: 0</w:t>
+        <w:t xml:space="preserve">New components: 104</w:t>
       </w:r>
     </w:p>
     <w:p>
@@ -73,7 +81,7 @@
         </w:numPr>
       </w:pPr>
       <w:r>
-        <w:t xml:space="preserve">Modified components: 104</w:t>
+        <w:t xml:space="preserve">Modified components: 0</w:t>
       </w:r>
     </w:p>
     <w:p>
@@ -107,7 +115,1243 @@
         </w:numPr>
       </w:pPr>
       <w:r>
-        <w:t xml:space="preserve">(none)</w:t>
+        <w:t xml:space="preserve">B4XDaisyAccordion.bas</w:t>
+      </w:r>
+    </w:p>
+    <w:p>
+      <w:pPr>
+        <w:pStyle w:val="Compact"/>
+        <w:numPr>
+          <w:ilvl w:val="0"/>
+          <w:numId w:val="1002"/>
+        </w:numPr>
+      </w:pPr>
+      <w:r>
+        <w:t xml:space="preserve">B4XDaisyActionSheet.bas</w:t>
+      </w:r>
+    </w:p>
+    <w:p>
+      <w:pPr>
+        <w:pStyle w:val="Compact"/>
+        <w:numPr>
+          <w:ilvl w:val="0"/>
+          <w:numId w:val="1002"/>
+        </w:numPr>
+      </w:pPr>
+      <w:r>
+        <w:t xml:space="preserve">B4XDaisyAlert.bas</w:t>
+      </w:r>
+    </w:p>
+    <w:p>
+      <w:pPr>
+        <w:pStyle w:val="Compact"/>
+        <w:numPr>
+          <w:ilvl w:val="0"/>
+          <w:numId w:val="1002"/>
+        </w:numPr>
+      </w:pPr>
+      <w:r>
+        <w:t xml:space="preserve">B4XDaisyAnimation.bas</w:t>
+      </w:r>
+    </w:p>
+    <w:p>
+      <w:pPr>
+        <w:pStyle w:val="Compact"/>
+        <w:numPr>
+          <w:ilvl w:val="0"/>
+          <w:numId w:val="1002"/>
+        </w:numPr>
+      </w:pPr>
+      <w:r>
+        <w:t xml:space="preserve">B4XDaisyApp.bas</w:t>
+      </w:r>
+    </w:p>
+    <w:p>
+      <w:pPr>
+        <w:pStyle w:val="Compact"/>
+        <w:numPr>
+          <w:ilvl w:val="0"/>
+          <w:numId w:val="1002"/>
+        </w:numPr>
+      </w:pPr>
+      <w:r>
+        <w:t xml:space="preserve">B4XDaisyAura.bas</w:t>
+      </w:r>
+    </w:p>
+    <w:p>
+      <w:pPr>
+        <w:pStyle w:val="Compact"/>
+        <w:numPr>
+          <w:ilvl w:val="0"/>
+          <w:numId w:val="1002"/>
+        </w:numPr>
+      </w:pPr>
+      <w:r>
+        <w:t xml:space="preserve">B4XDaisyAvatar.bas</w:t>
+      </w:r>
+    </w:p>
+    <w:p>
+      <w:pPr>
+        <w:pStyle w:val="Compact"/>
+        <w:numPr>
+          <w:ilvl w:val="0"/>
+          <w:numId w:val="1002"/>
+        </w:numPr>
+      </w:pPr>
+      <w:r>
+        <w:t xml:space="preserve">B4XDaisyAvatarGroup.bas</w:t>
+      </w:r>
+    </w:p>
+    <w:p>
+      <w:pPr>
+        <w:pStyle w:val="Compact"/>
+        <w:numPr>
+          <w:ilvl w:val="0"/>
+          <w:numId w:val="1002"/>
+        </w:numPr>
+      </w:pPr>
+      <w:r>
+        <w:t xml:space="preserve">B4XDaisyBadge.bas</w:t>
+      </w:r>
+    </w:p>
+    <w:p>
+      <w:pPr>
+        <w:pStyle w:val="Compact"/>
+        <w:numPr>
+          <w:ilvl w:val="0"/>
+          <w:numId w:val="1002"/>
+        </w:numPr>
+      </w:pPr>
+      <w:r>
+        <w:t xml:space="preserve">B4XDaisyBadgeGroupSelect.bas</w:t>
+      </w:r>
+    </w:p>
+    <w:p>
+      <w:pPr>
+        <w:pStyle w:val="Compact"/>
+        <w:numPr>
+          <w:ilvl w:val="0"/>
+          <w:numId w:val="1002"/>
+        </w:numPr>
+      </w:pPr>
+      <w:r>
+        <w:t xml:space="preserve">B4XDaisyBoomMenu.bas</w:t>
+      </w:r>
+    </w:p>
+    <w:p>
+      <w:pPr>
+        <w:pStyle w:val="Compact"/>
+        <w:numPr>
+          <w:ilvl w:val="0"/>
+          <w:numId w:val="1002"/>
+        </w:numPr>
+      </w:pPr>
+      <w:r>
+        <w:t xml:space="preserve">B4XDaisyBoomPathManager.bas</w:t>
+      </w:r>
+    </w:p>
+    <w:p>
+      <w:pPr>
+        <w:pStyle w:val="Compact"/>
+        <w:numPr>
+          <w:ilvl w:val="0"/>
+          <w:numId w:val="1002"/>
+        </w:numPr>
+      </w:pPr>
+      <w:r>
+        <w:t xml:space="preserve">B4XDaisyBoxModel.bas</w:t>
+      </w:r>
+    </w:p>
+    <w:p>
+      <w:pPr>
+        <w:pStyle w:val="Compact"/>
+        <w:numPr>
+          <w:ilvl w:val="0"/>
+          <w:numId w:val="1002"/>
+        </w:numPr>
+      </w:pPr>
+      <w:r>
+        <w:t xml:space="preserve">B4XDaisyBreadcrumbs.bas</w:t>
+      </w:r>
+    </w:p>
+    <w:p>
+      <w:pPr>
+        <w:pStyle w:val="Compact"/>
+        <w:numPr>
+          <w:ilvl w:val="0"/>
+          <w:numId w:val="1002"/>
+        </w:numPr>
+      </w:pPr>
+      <w:r>
+        <w:t xml:space="preserve">B4XDaisyButton.bas</w:t>
+      </w:r>
+    </w:p>
+    <w:p>
+      <w:pPr>
+        <w:pStyle w:val="Compact"/>
+        <w:numPr>
+          <w:ilvl w:val="0"/>
+          <w:numId w:val="1002"/>
+        </w:numPr>
+      </w:pPr>
+      <w:r>
+        <w:t xml:space="preserve">B4XDaisyButtonPlaceManager.bas</w:t>
+      </w:r>
+    </w:p>
+    <w:p>
+      <w:pPr>
+        <w:pStyle w:val="Compact"/>
+        <w:numPr>
+          <w:ilvl w:val="0"/>
+          <w:numId w:val="1002"/>
+        </w:numPr>
+      </w:pPr>
+      <w:r>
+        <w:t xml:space="preserve">B4XDaisyCanvasSpinner.bas</w:t>
+      </w:r>
+    </w:p>
+    <w:p>
+      <w:pPr>
+        <w:pStyle w:val="Compact"/>
+        <w:numPr>
+          <w:ilvl w:val="0"/>
+          <w:numId w:val="1002"/>
+        </w:numPr>
+      </w:pPr>
+      <w:r>
+        <w:t xml:space="preserve">B4XDaisyCard.bas</w:t>
+      </w:r>
+    </w:p>
+    <w:p>
+      <w:pPr>
+        <w:pStyle w:val="Compact"/>
+        <w:numPr>
+          <w:ilvl w:val="0"/>
+          <w:numId w:val="1002"/>
+        </w:numPr>
+      </w:pPr>
+      <w:r>
+        <w:t xml:space="preserve">B4XDaisyCardActions.bas</w:t>
+      </w:r>
+    </w:p>
+    <w:p>
+      <w:pPr>
+        <w:pStyle w:val="Compact"/>
+        <w:numPr>
+          <w:ilvl w:val="0"/>
+          <w:numId w:val="1002"/>
+        </w:numPr>
+      </w:pPr>
+      <w:r>
+        <w:t xml:space="preserve">B4XDaisyCardBody.bas</w:t>
+      </w:r>
+    </w:p>
+    <w:p>
+      <w:pPr>
+        <w:pStyle w:val="Compact"/>
+        <w:numPr>
+          <w:ilvl w:val="0"/>
+          <w:numId w:val="1002"/>
+        </w:numPr>
+      </w:pPr>
+      <w:r>
+        <w:t xml:space="preserve">B4XDaisyCardTitle.bas</w:t>
+      </w:r>
+    </w:p>
+    <w:p>
+      <w:pPr>
+        <w:pStyle w:val="Compact"/>
+        <w:numPr>
+          <w:ilvl w:val="0"/>
+          <w:numId w:val="1002"/>
+        </w:numPr>
+      </w:pPr>
+      <w:r>
+        <w:t xml:space="preserve">B4XDaisyCarousel.bas</w:t>
+      </w:r>
+    </w:p>
+    <w:p>
+      <w:pPr>
+        <w:pStyle w:val="Compact"/>
+        <w:numPr>
+          <w:ilvl w:val="0"/>
+          <w:numId w:val="1002"/>
+        </w:numPr>
+      </w:pPr>
+      <w:r>
+        <w:t xml:space="preserve">B4XDaisyCarouselItem.bas</w:t>
+      </w:r>
+    </w:p>
+    <w:p>
+      <w:pPr>
+        <w:pStyle w:val="Compact"/>
+        <w:numPr>
+          <w:ilvl w:val="0"/>
+          <w:numId w:val="1002"/>
+        </w:numPr>
+      </w:pPr>
+      <w:r>
+        <w:t xml:space="preserve">B4XDaisyChat.bas</w:t>
+      </w:r>
+    </w:p>
+    <w:p>
+      <w:pPr>
+        <w:pStyle w:val="Compact"/>
+        <w:numPr>
+          <w:ilvl w:val="0"/>
+          <w:numId w:val="1002"/>
+        </w:numPr>
+      </w:pPr>
+      <w:r>
+        <w:t xml:space="preserve">B4XDaisyChatBubble.bas</w:t>
+      </w:r>
+    </w:p>
+    <w:p>
+      <w:pPr>
+        <w:pStyle w:val="Compact"/>
+        <w:numPr>
+          <w:ilvl w:val="0"/>
+          <w:numId w:val="1002"/>
+        </w:numPr>
+      </w:pPr>
+      <w:r>
+        <w:t xml:space="preserve">B4XDaisyCheckbox.bas</w:t>
+      </w:r>
+    </w:p>
+    <w:p>
+      <w:pPr>
+        <w:pStyle w:val="Compact"/>
+        <w:numPr>
+          <w:ilvl w:val="0"/>
+          <w:numId w:val="1002"/>
+        </w:numPr>
+      </w:pPr>
+      <w:r>
+        <w:t xml:space="preserve">B4XDaisyCheckboxGroup.bas</w:t>
+      </w:r>
+    </w:p>
+    <w:p>
+      <w:pPr>
+        <w:pStyle w:val="Compact"/>
+        <w:numPr>
+          <w:ilvl w:val="0"/>
+          <w:numId w:val="1002"/>
+        </w:numPr>
+      </w:pPr>
+      <w:r>
+        <w:t xml:space="preserve">B4XDaisyCollapse.bas</w:t>
+      </w:r>
+    </w:p>
+    <w:p>
+      <w:pPr>
+        <w:pStyle w:val="Compact"/>
+        <w:numPr>
+          <w:ilvl w:val="0"/>
+          <w:numId w:val="1002"/>
+        </w:numPr>
+      </w:pPr>
+      <w:r>
+        <w:t xml:space="preserve">B4XDaisyCollapseContent.bas</w:t>
+      </w:r>
+    </w:p>
+    <w:p>
+      <w:pPr>
+        <w:pStyle w:val="Compact"/>
+        <w:numPr>
+          <w:ilvl w:val="0"/>
+          <w:numId w:val="1002"/>
+        </w:numPr>
+      </w:pPr>
+      <w:r>
+        <w:t xml:space="preserve">B4XDaisyCollapseTitle.bas</w:t>
+      </w:r>
+    </w:p>
+    <w:p>
+      <w:pPr>
+        <w:pStyle w:val="Compact"/>
+        <w:numPr>
+          <w:ilvl w:val="0"/>
+          <w:numId w:val="1002"/>
+        </w:numPr>
+      </w:pPr>
+      <w:r>
+        <w:t xml:space="preserve">B4XDaisyColorWheel.bas</w:t>
+      </w:r>
+    </w:p>
+    <w:p>
+      <w:pPr>
+        <w:pStyle w:val="Compact"/>
+        <w:numPr>
+          <w:ilvl w:val="0"/>
+          <w:numId w:val="1002"/>
+        </w:numPr>
+      </w:pPr>
+      <w:r>
+        <w:t xml:space="preserve">B4XDaisyCountdown.bas</w:t>
+      </w:r>
+    </w:p>
+    <w:p>
+      <w:pPr>
+        <w:pStyle w:val="Compact"/>
+        <w:numPr>
+          <w:ilvl w:val="0"/>
+          <w:numId w:val="1002"/>
+        </w:numPr>
+      </w:pPr>
+      <w:r>
+        <w:t xml:space="preserve">B4XDaisyCountdownItem.bas</w:t>
+      </w:r>
+    </w:p>
+    <w:p>
+      <w:pPr>
+        <w:pStyle w:val="Compact"/>
+        <w:numPr>
+          <w:ilvl w:val="0"/>
+          <w:numId w:val="1002"/>
+        </w:numPr>
+      </w:pPr>
+      <w:r>
+        <w:t xml:space="preserve">B4XDaisyDashboard.bas</w:t>
+      </w:r>
+    </w:p>
+    <w:p>
+      <w:pPr>
+        <w:pStyle w:val="Compact"/>
+        <w:numPr>
+          <w:ilvl w:val="0"/>
+          <w:numId w:val="1002"/>
+        </w:numPr>
+      </w:pPr>
+      <w:r>
+        <w:t xml:space="preserve">B4XDaisyDiff.bas</w:t>
+      </w:r>
+    </w:p>
+    <w:p>
+      <w:pPr>
+        <w:pStyle w:val="Compact"/>
+        <w:numPr>
+          <w:ilvl w:val="0"/>
+          <w:numId w:val="1002"/>
+        </w:numPr>
+      </w:pPr>
+      <w:r>
+        <w:t xml:space="preserve">B4XDaisyDivider.bas</w:t>
+      </w:r>
+    </w:p>
+    <w:p>
+      <w:pPr>
+        <w:pStyle w:val="Compact"/>
+        <w:numPr>
+          <w:ilvl w:val="0"/>
+          <w:numId w:val="1002"/>
+        </w:numPr>
+      </w:pPr>
+      <w:r>
+        <w:t xml:space="preserve">B4XDaisyDivision.bas</w:t>
+      </w:r>
+    </w:p>
+    <w:p>
+      <w:pPr>
+        <w:pStyle w:val="Compact"/>
+        <w:numPr>
+          <w:ilvl w:val="0"/>
+          <w:numId w:val="1002"/>
+        </w:numPr>
+      </w:pPr>
+      <w:r>
+        <w:t xml:space="preserve">B4XDaisyDock.bas</w:t>
+      </w:r>
+    </w:p>
+    <w:p>
+      <w:pPr>
+        <w:pStyle w:val="Compact"/>
+        <w:numPr>
+          <w:ilvl w:val="0"/>
+          <w:numId w:val="1002"/>
+        </w:numPr>
+      </w:pPr>
+      <w:r>
+        <w:t xml:space="preserve">B4XDaisyDrawer.bas</w:t>
+      </w:r>
+    </w:p>
+    <w:p>
+      <w:pPr>
+        <w:pStyle w:val="Compact"/>
+        <w:numPr>
+          <w:ilvl w:val="0"/>
+          <w:numId w:val="1002"/>
+        </w:numPr>
+      </w:pPr>
+      <w:r>
+        <w:t xml:space="preserve">B4XDaisyDropdown.bas</w:t>
+      </w:r>
+    </w:p>
+    <w:p>
+      <w:pPr>
+        <w:pStyle w:val="Compact"/>
+        <w:numPr>
+          <w:ilvl w:val="0"/>
+          <w:numId w:val="1002"/>
+        </w:numPr>
+      </w:pPr>
+      <w:r>
+        <w:t xml:space="preserve">B4XDaisyDualRange.bas</w:t>
+      </w:r>
+    </w:p>
+    <w:p>
+      <w:pPr>
+        <w:pStyle w:val="Compact"/>
+        <w:numPr>
+          <w:ilvl w:val="0"/>
+          <w:numId w:val="1002"/>
+        </w:numPr>
+      </w:pPr>
+      <w:r>
+        <w:t xml:space="preserve">B4XDaisyEnjoyHint.bas</w:t>
+      </w:r>
+    </w:p>
+    <w:p>
+      <w:pPr>
+        <w:pStyle w:val="Compact"/>
+        <w:numPr>
+          <w:ilvl w:val="0"/>
+          <w:numId w:val="1002"/>
+        </w:numPr>
+      </w:pPr>
+      <w:r>
+        <w:t xml:space="preserve">B4XDaisyFab.bas</w:t>
+      </w:r>
+    </w:p>
+    <w:p>
+      <w:pPr>
+        <w:pStyle w:val="Compact"/>
+        <w:numPr>
+          <w:ilvl w:val="0"/>
+          <w:numId w:val="1002"/>
+        </w:numPr>
+      </w:pPr>
+      <w:r>
+        <w:t xml:space="preserve">B4XDaisyFieldset.bas</w:t>
+      </w:r>
+    </w:p>
+    <w:p>
+      <w:pPr>
+        <w:pStyle w:val="Compact"/>
+        <w:numPr>
+          <w:ilvl w:val="0"/>
+          <w:numId w:val="1002"/>
+        </w:numPr>
+      </w:pPr>
+      <w:r>
+        <w:t xml:space="preserve">B4XDaisyFileHandler.bas</w:t>
+      </w:r>
+    </w:p>
+    <w:p>
+      <w:pPr>
+        <w:pStyle w:val="Compact"/>
+        <w:numPr>
+          <w:ilvl w:val="0"/>
+          <w:numId w:val="1002"/>
+        </w:numPr>
+      </w:pPr>
+      <w:r>
+        <w:t xml:space="preserve">B4XDaisyFileInput.bas</w:t>
+      </w:r>
+    </w:p>
+    <w:p>
+      <w:pPr>
+        <w:pStyle w:val="Compact"/>
+        <w:numPr>
+          <w:ilvl w:val="0"/>
+          <w:numId w:val="1002"/>
+        </w:numPr>
+      </w:pPr>
+      <w:r>
+        <w:t xml:space="preserve">B4XDaisyFilter.bas</w:t>
+      </w:r>
+    </w:p>
+    <w:p>
+      <w:pPr>
+        <w:pStyle w:val="Compact"/>
+        <w:numPr>
+          <w:ilvl w:val="0"/>
+          <w:numId w:val="1002"/>
+        </w:numPr>
+      </w:pPr>
+      <w:r>
+        <w:t xml:space="preserve">B4XDaisyFlexItem.bas</w:t>
+      </w:r>
+    </w:p>
+    <w:p>
+      <w:pPr>
+        <w:pStyle w:val="Compact"/>
+        <w:numPr>
+          <w:ilvl w:val="0"/>
+          <w:numId w:val="1002"/>
+        </w:numPr>
+      </w:pPr>
+      <w:r>
+        <w:t xml:space="preserve">B4XDaisyFlexLayout.bas</w:t>
+      </w:r>
+    </w:p>
+    <w:p>
+      <w:pPr>
+        <w:pStyle w:val="Compact"/>
+        <w:numPr>
+          <w:ilvl w:val="0"/>
+          <w:numId w:val="1002"/>
+        </w:numPr>
+      </w:pPr>
+      <w:r>
+        <w:t xml:space="preserve">B4XDaisyFlexPanel.bas</w:t>
+      </w:r>
+    </w:p>
+    <w:p>
+      <w:pPr>
+        <w:pStyle w:val="Compact"/>
+        <w:numPr>
+          <w:ilvl w:val="0"/>
+          <w:numId w:val="1002"/>
+        </w:numPr>
+      </w:pPr>
+      <w:r>
+        <w:t xml:space="preserve">B4XDaisyGrid.bas</w:t>
+      </w:r>
+    </w:p>
+    <w:p>
+      <w:pPr>
+        <w:pStyle w:val="Compact"/>
+        <w:numPr>
+          <w:ilvl w:val="0"/>
+          <w:numId w:val="1002"/>
+        </w:numPr>
+      </w:pPr>
+      <w:r>
+        <w:t xml:space="preserve">B4XDaisyHero.bas</w:t>
+      </w:r>
+    </w:p>
+    <w:p>
+      <w:pPr>
+        <w:pStyle w:val="Compact"/>
+        <w:numPr>
+          <w:ilvl w:val="0"/>
+          <w:numId w:val="1002"/>
+        </w:numPr>
+      </w:pPr>
+      <w:r>
+        <w:t xml:space="preserve">B4XDaisyHover3d.bas</w:t>
+      </w:r>
+    </w:p>
+    <w:p>
+      <w:pPr>
+        <w:pStyle w:val="Compact"/>
+        <w:numPr>
+          <w:ilvl w:val="0"/>
+          <w:numId w:val="1002"/>
+        </w:numPr>
+      </w:pPr>
+      <w:r>
+        <w:t xml:space="preserve">B4XDaisyIconButton.bas</w:t>
+      </w:r>
+    </w:p>
+    <w:p>
+      <w:pPr>
+        <w:pStyle w:val="Compact"/>
+        <w:numPr>
+          <w:ilvl w:val="0"/>
+          <w:numId w:val="1002"/>
+        </w:numPr>
+      </w:pPr>
+      <w:r>
+        <w:t xml:space="preserve">B4XDaisyImage.bas</w:t>
+      </w:r>
+    </w:p>
+    <w:p>
+      <w:pPr>
+        <w:pStyle w:val="Compact"/>
+        <w:numPr>
+          <w:ilvl w:val="0"/>
+          <w:numId w:val="1002"/>
+        </w:numPr>
+      </w:pPr>
+      <w:r>
+        <w:t xml:space="preserve">B4XDaisyIndicator.bas</w:t>
+      </w:r>
+    </w:p>
+    <w:p>
+      <w:pPr>
+        <w:pStyle w:val="Compact"/>
+        <w:numPr>
+          <w:ilvl w:val="0"/>
+          <w:numId w:val="1002"/>
+        </w:numPr>
+      </w:pPr>
+      <w:r>
+        <w:t xml:space="preserve">B4XDaisyInfoCard.bas</w:t>
+      </w:r>
+    </w:p>
+    <w:p>
+      <w:pPr>
+        <w:pStyle w:val="Compact"/>
+        <w:numPr>
+          <w:ilvl w:val="0"/>
+          <w:numId w:val="1002"/>
+        </w:numPr>
+      </w:pPr>
+      <w:r>
+        <w:t xml:space="preserve">B4XDaisyInput.bas</w:t>
+      </w:r>
+    </w:p>
+    <w:p>
+      <w:pPr>
+        <w:pStyle w:val="Compact"/>
+        <w:numPr>
+          <w:ilvl w:val="0"/>
+          <w:numId w:val="1002"/>
+        </w:numPr>
+      </w:pPr>
+      <w:r>
+        <w:t xml:space="preserve">B4XDaisyKbd.bas</w:t>
+      </w:r>
+    </w:p>
+    <w:p>
+      <w:pPr>
+        <w:pStyle w:val="Compact"/>
+        <w:numPr>
+          <w:ilvl w:val="0"/>
+          <w:numId w:val="1002"/>
+        </w:numPr>
+      </w:pPr>
+      <w:r>
+        <w:t xml:space="preserve">B4XDaisyList.bas</w:t>
+      </w:r>
+    </w:p>
+    <w:p>
+      <w:pPr>
+        <w:pStyle w:val="Compact"/>
+        <w:numPr>
+          <w:ilvl w:val="0"/>
+          <w:numId w:val="1002"/>
+        </w:numPr>
+      </w:pPr>
+      <w:r>
+        <w:t xml:space="preserve">B4XDaisyLoading.bas</w:t>
+      </w:r>
+    </w:p>
+    <w:p>
+      <w:pPr>
+        <w:pStyle w:val="Compact"/>
+        <w:numPr>
+          <w:ilvl w:val="0"/>
+          <w:numId w:val="1002"/>
+        </w:numPr>
+      </w:pPr>
+      <w:r>
+        <w:t xml:space="preserve">B4XDaisyMenu.bas</w:t>
+      </w:r>
+    </w:p>
+    <w:p>
+      <w:pPr>
+        <w:pStyle w:val="Compact"/>
+        <w:numPr>
+          <w:ilvl w:val="0"/>
+          <w:numId w:val="1002"/>
+        </w:numPr>
+      </w:pPr>
+      <w:r>
+        <w:t xml:space="preserve">B4XDaisyModal.bas</w:t>
+      </w:r>
+    </w:p>
+    <w:p>
+      <w:pPr>
+        <w:pStyle w:val="Compact"/>
+        <w:numPr>
+          <w:ilvl w:val="0"/>
+          <w:numId w:val="1002"/>
+        </w:numPr>
+      </w:pPr>
+      <w:r>
+        <w:t xml:space="preserve">B4XDaisyNavbar.bas</w:t>
+      </w:r>
+    </w:p>
+    <w:p>
+      <w:pPr>
+        <w:pStyle w:val="Compact"/>
+        <w:numPr>
+          <w:ilvl w:val="0"/>
+          <w:numId w:val="1002"/>
+        </w:numPr>
+      </w:pPr>
+      <w:r>
+        <w:t xml:space="preserve">B4XDaisyOTP.bas</w:t>
+      </w:r>
+    </w:p>
+    <w:p>
+      <w:pPr>
+        <w:pStyle w:val="Compact"/>
+        <w:numPr>
+          <w:ilvl w:val="0"/>
+          <w:numId w:val="1002"/>
+        </w:numPr>
+      </w:pPr>
+      <w:r>
+        <w:t xml:space="preserve">B4XDaisyOverlay.bas</w:t>
+      </w:r>
+    </w:p>
+    <w:p>
+      <w:pPr>
+        <w:pStyle w:val="Compact"/>
+        <w:numPr>
+          <w:ilvl w:val="0"/>
+          <w:numId w:val="1002"/>
+        </w:numPr>
+      </w:pPr>
+      <w:r>
+        <w:t xml:space="preserve">B4XDaisyPageScroll.bas</w:t>
+      </w:r>
+    </w:p>
+    <w:p>
+      <w:pPr>
+        <w:pStyle w:val="Compact"/>
+        <w:numPr>
+          <w:ilvl w:val="0"/>
+          <w:numId w:val="1002"/>
+        </w:numPr>
+      </w:pPr>
+      <w:r>
+        <w:t xml:space="preserve">B4XDaisyPagination.bas</w:t>
+      </w:r>
+    </w:p>
+    <w:p>
+      <w:pPr>
+        <w:pStyle w:val="Compact"/>
+        <w:numPr>
+          <w:ilvl w:val="0"/>
+          <w:numId w:val="1002"/>
+        </w:numPr>
+      </w:pPr>
+      <w:r>
+        <w:t xml:space="preserve">B4XDaisyPDFView.bas</w:t>
+      </w:r>
+    </w:p>
+    <w:p>
+      <w:pPr>
+        <w:pStyle w:val="Compact"/>
+        <w:numPr>
+          <w:ilvl w:val="0"/>
+          <w:numId w:val="1002"/>
+        </w:numPr>
+      </w:pPr>
+      <w:r>
+        <w:t xml:space="preserve">B4XDaisyPicker.bas</w:t>
+      </w:r>
+    </w:p>
+    <w:p>
+      <w:pPr>
+        <w:pStyle w:val="Compact"/>
+        <w:numPr>
+          <w:ilvl w:val="0"/>
+          <w:numId w:val="1002"/>
+        </w:numPr>
+      </w:pPr>
+      <w:r>
+        <w:t xml:space="preserve">B4XDaisyPiecePlaceManager.bas</w:t>
+      </w:r>
+    </w:p>
+    <w:p>
+      <w:pPr>
+        <w:pStyle w:val="Compact"/>
+        <w:numPr>
+          <w:ilvl w:val="0"/>
+          <w:numId w:val="1002"/>
+        </w:numPr>
+      </w:pPr>
+      <w:r>
+        <w:t xml:space="preserve">B4XDaisyPocketBase.bas</w:t>
+      </w:r>
+    </w:p>
+    <w:p>
+      <w:pPr>
+        <w:pStyle w:val="Compact"/>
+        <w:numPr>
+          <w:ilvl w:val="0"/>
+          <w:numId w:val="1002"/>
+        </w:numPr>
+      </w:pPr>
+      <w:r>
+        <w:t xml:space="preserve">B4XDaisyProgress.bas</w:t>
+      </w:r>
+    </w:p>
+    <w:p>
+      <w:pPr>
+        <w:pStyle w:val="Compact"/>
+        <w:numPr>
+          <w:ilvl w:val="0"/>
+          <w:numId w:val="1002"/>
+        </w:numPr>
+      </w:pPr>
+      <w:r>
+        <w:t xml:space="preserve">B4XDaisyRadialProgress.bas</w:t>
+      </w:r>
+    </w:p>
+    <w:p>
+      <w:pPr>
+        <w:pStyle w:val="Compact"/>
+        <w:numPr>
+          <w:ilvl w:val="0"/>
+          <w:numId w:val="1002"/>
+        </w:numPr>
+      </w:pPr>
+      <w:r>
+        <w:t xml:space="preserve">B4XDaisyRadio.bas</w:t>
+      </w:r>
+    </w:p>
+    <w:p>
+      <w:pPr>
+        <w:pStyle w:val="Compact"/>
+        <w:numPr>
+          <w:ilvl w:val="0"/>
+          <w:numId w:val="1002"/>
+        </w:numPr>
+      </w:pPr>
+      <w:r>
+        <w:t xml:space="preserve">B4XDaisyRadioGroup.bas</w:t>
+      </w:r>
+    </w:p>
+    <w:p>
+      <w:pPr>
+        <w:pStyle w:val="Compact"/>
+        <w:numPr>
+          <w:ilvl w:val="0"/>
+          <w:numId w:val="1002"/>
+        </w:numPr>
+      </w:pPr>
+      <w:r>
+        <w:t xml:space="preserve">B4XDaisyRange.bas</w:t>
+      </w:r>
+    </w:p>
+    <w:p>
+      <w:pPr>
+        <w:pStyle w:val="Compact"/>
+        <w:numPr>
+          <w:ilvl w:val="0"/>
+          <w:numId w:val="1002"/>
+        </w:numPr>
+      </w:pPr>
+      <w:r>
+        <w:t xml:space="preserve">B4XDaisyRating.bas</w:t>
+      </w:r>
+    </w:p>
+    <w:p>
+      <w:pPr>
+        <w:pStyle w:val="Compact"/>
+        <w:numPr>
+          <w:ilvl w:val="0"/>
+          <w:numId w:val="1002"/>
+        </w:numPr>
+      </w:pPr>
+      <w:r>
+        <w:t xml:space="preserve">B4XDaisySegment.bas</w:t>
+      </w:r>
+    </w:p>
+    <w:p>
+      <w:pPr>
+        <w:pStyle w:val="Compact"/>
+        <w:numPr>
+          <w:ilvl w:val="0"/>
+          <w:numId w:val="1002"/>
+        </w:numPr>
+      </w:pPr>
+      <w:r>
+        <w:t xml:space="preserve">B4XDaisySelect.bas</w:t>
+      </w:r>
+    </w:p>
+    <w:p>
+      <w:pPr>
+        <w:pStyle w:val="Compact"/>
+        <w:numPr>
+          <w:ilvl w:val="0"/>
+          <w:numId w:val="1002"/>
+        </w:numPr>
+      </w:pPr>
+      <w:r>
+        <w:t xml:space="preserve">B4XDaisySheetModal.bas</w:t>
+      </w:r>
+    </w:p>
+    <w:p>
+      <w:pPr>
+        <w:pStyle w:val="Compact"/>
+        <w:numPr>
+          <w:ilvl w:val="0"/>
+          <w:numId w:val="1002"/>
+        </w:numPr>
+      </w:pPr>
+      <w:r>
+        <w:t xml:space="preserve">B4XDaisyShineButton.bas</w:t>
+      </w:r>
+    </w:p>
+    <w:p>
+      <w:pPr>
+        <w:pStyle w:val="Compact"/>
+        <w:numPr>
+          <w:ilvl w:val="0"/>
+          <w:numId w:val="1002"/>
+        </w:numPr>
+      </w:pPr>
+      <w:r>
+        <w:t xml:space="preserve">B4XDaisySignature.bas</w:t>
+      </w:r>
+    </w:p>
+    <w:p>
+      <w:pPr>
+        <w:pStyle w:val="Compact"/>
+        <w:numPr>
+          <w:ilvl w:val="0"/>
+          <w:numId w:val="1002"/>
+        </w:numPr>
+      </w:pPr>
+      <w:r>
+        <w:t xml:space="preserve">B4XDaisySignaturePad.bas</w:t>
+      </w:r>
+    </w:p>
+    <w:p>
+      <w:pPr>
+        <w:pStyle w:val="Compact"/>
+        <w:numPr>
+          <w:ilvl w:val="0"/>
+          <w:numId w:val="1002"/>
+        </w:numPr>
+      </w:pPr>
+      <w:r>
+        <w:t xml:space="preserve">B4XDaisyStack.bas</w:t>
+      </w:r>
+    </w:p>
+    <w:p>
+      <w:pPr>
+        <w:pStyle w:val="Compact"/>
+        <w:numPr>
+          <w:ilvl w:val="0"/>
+          <w:numId w:val="1002"/>
+        </w:numPr>
+      </w:pPr>
+      <w:r>
+        <w:t xml:space="preserve">B4XDaisyStat.bas</w:t>
+      </w:r>
+    </w:p>
+    <w:p>
+      <w:pPr>
+        <w:pStyle w:val="Compact"/>
+        <w:numPr>
+          <w:ilvl w:val="0"/>
+          <w:numId w:val="1002"/>
+        </w:numPr>
+      </w:pPr>
+      <w:r>
+        <w:t xml:space="preserve">B4XDaisyStatItem.bas</w:t>
+      </w:r>
+    </w:p>
+    <w:p>
+      <w:pPr>
+        <w:pStyle w:val="Compact"/>
+        <w:numPr>
+          <w:ilvl w:val="0"/>
+          <w:numId w:val="1002"/>
+        </w:numPr>
+      </w:pPr>
+      <w:r>
+        <w:t xml:space="preserve">B4XDaisyStatus.bas</w:t>
+      </w:r>
+    </w:p>
+    <w:p>
+      <w:pPr>
+        <w:pStyle w:val="Compact"/>
+        <w:numPr>
+          <w:ilvl w:val="0"/>
+          <w:numId w:val="1002"/>
+        </w:numPr>
+      </w:pPr>
+      <w:r>
+        <w:t xml:space="preserve">B4XDaisySteps.bas</w:t>
+      </w:r>
+    </w:p>
+    <w:p>
+      <w:pPr>
+        <w:pStyle w:val="Compact"/>
+        <w:numPr>
+          <w:ilvl w:val="0"/>
+          <w:numId w:val="1002"/>
+        </w:numPr>
+      </w:pPr>
+      <w:r>
+        <w:t xml:space="preserve">B4XDaisySvgIcon.bas</w:t>
+      </w:r>
+    </w:p>
+    <w:p>
+      <w:pPr>
+        <w:pStyle w:val="Compact"/>
+        <w:numPr>
+          <w:ilvl w:val="0"/>
+          <w:numId w:val="1002"/>
+        </w:numPr>
+      </w:pPr>
+      <w:r>
+        <w:t xml:space="preserve">B4XDaisySwap.bas</w:t>
+      </w:r>
+    </w:p>
+    <w:p>
+      <w:pPr>
+        <w:pStyle w:val="Compact"/>
+        <w:numPr>
+          <w:ilvl w:val="0"/>
+          <w:numId w:val="1002"/>
+        </w:numPr>
+      </w:pPr>
+      <w:r>
+        <w:t xml:space="preserve">B4XDaisySweetAlert.bas</w:t>
+      </w:r>
+    </w:p>
+    <w:p>
+      <w:pPr>
+        <w:pStyle w:val="Compact"/>
+        <w:numPr>
+          <w:ilvl w:val="0"/>
+          <w:numId w:val="1002"/>
+        </w:numPr>
+      </w:pPr>
+      <w:r>
+        <w:t xml:space="preserve">B4XDaisySweetAlertIcon.bas</w:t>
+      </w:r>
+    </w:p>
+    <w:p>
+      <w:pPr>
+        <w:pStyle w:val="Compact"/>
+        <w:numPr>
+          <w:ilvl w:val="0"/>
+          <w:numId w:val="1002"/>
+        </w:numPr>
+      </w:pPr>
+      <w:r>
+        <w:t xml:space="preserve">B4XDaisyTab.bas</w:t>
+      </w:r>
+    </w:p>
+    <w:p>
+      <w:pPr>
+        <w:pStyle w:val="Compact"/>
+        <w:numPr>
+          <w:ilvl w:val="0"/>
+          <w:numId w:val="1002"/>
+        </w:numPr>
+      </w:pPr>
+      <w:r>
+        <w:t xml:space="preserve">B4XDaisyTagSphere.bas</w:t>
+      </w:r>
+    </w:p>
+    <w:p>
+      <w:pPr>
+        <w:pStyle w:val="Compact"/>
+        <w:numPr>
+          <w:ilvl w:val="0"/>
+          <w:numId w:val="1002"/>
+        </w:numPr>
+      </w:pPr>
+      <w:r>
+        <w:t xml:space="preserve">B4XDaisyText.bas</w:t>
+      </w:r>
+    </w:p>
+    <w:p>
+      <w:pPr>
+        <w:pStyle w:val="Compact"/>
+        <w:numPr>
+          <w:ilvl w:val="0"/>
+          <w:numId w:val="1002"/>
+        </w:numPr>
+      </w:pPr>
+      <w:r>
+        <w:t xml:space="preserve">B4XDaisyTextRotate.bas</w:t>
+      </w:r>
+    </w:p>
+    <w:p>
+      <w:pPr>
+        <w:pStyle w:val="Compact"/>
+        <w:numPr>
+          <w:ilvl w:val="0"/>
+          <w:numId w:val="1002"/>
+        </w:numPr>
+      </w:pPr>
+      <w:r>
+        <w:t xml:space="preserve">B4XDaisyTimeline.bas</w:t>
+      </w:r>
+    </w:p>
+    <w:p>
+      <w:pPr>
+        <w:pStyle w:val="Compact"/>
+        <w:numPr>
+          <w:ilvl w:val="0"/>
+          <w:numId w:val="1002"/>
+        </w:numPr>
+      </w:pPr>
+      <w:r>
+        <w:t xml:space="preserve">B4XDaisyToast.bas</w:t>
+      </w:r>
+    </w:p>
+    <w:p>
+      <w:pPr>
+        <w:pStyle w:val="Compact"/>
+        <w:numPr>
+          <w:ilvl w:val="0"/>
+          <w:numId w:val="1002"/>
+        </w:numPr>
+      </w:pPr>
+      <w:r>
+        <w:t xml:space="preserve">B4XDaisyToggle.bas</w:t>
+      </w:r>
+    </w:p>
+    <w:p>
+      <w:pPr>
+        <w:pStyle w:val="Compact"/>
+        <w:numPr>
+          <w:ilvl w:val="0"/>
+          <w:numId w:val="1002"/>
+        </w:numPr>
+      </w:pPr>
+      <w:r>
+        <w:t xml:space="preserve">B4XDaisyToggleGroup.bas</w:t>
+      </w:r>
+    </w:p>
+    <w:p>
+      <w:pPr>
+        <w:pStyle w:val="Compact"/>
+        <w:numPr>
+          <w:ilvl w:val="0"/>
+          <w:numId w:val="1002"/>
+        </w:numPr>
+      </w:pPr>
+      <w:r>
+        <w:t xml:space="preserve">B4XDaisyTooltip.bas</w:t>
+      </w:r>
+    </w:p>
+    <w:p>
+      <w:pPr>
+        <w:pStyle w:val="Compact"/>
+        <w:numPr>
+          <w:ilvl w:val="0"/>
+          <w:numId w:val="1002"/>
+        </w:numPr>
+      </w:pPr>
+      <w:r>
+        <w:t xml:space="preserve">B4XDaisyVariants.bas</w:t>
+      </w:r>
+    </w:p>
+    <w:p>
+      <w:pPr>
+        <w:pStyle w:val="Compact"/>
+        <w:numPr>
+          <w:ilvl w:val="0"/>
+          <w:numId w:val="1002"/>
+        </w:numPr>
+      </w:pPr>
+      <w:r>
+        <w:t xml:space="preserve">B4XDaisyWindow.bas</w:t>
       </w:r>
     </w:p>
     <w:bookmarkEnd w:id="10"/>
@@ -129,1243 +1373,7 @@
         </w:numPr>
       </w:pPr>
       <w:r>
-        <w:t xml:space="preserve">B4XDaisyAccordion.bas</w:t>
-      </w:r>
-    </w:p>
-    <w:p>
-      <w:pPr>
-        <w:pStyle w:val="Compact"/>
-        <w:numPr>
-          <w:ilvl w:val="0"/>
-          <w:numId w:val="1003"/>
-        </w:numPr>
-      </w:pPr>
-      <w:r>
-        <w:t xml:space="preserve">B4XDaisyActionSheet.bas</w:t>
-      </w:r>
-    </w:p>
-    <w:p>
-      <w:pPr>
-        <w:pStyle w:val="Compact"/>
-        <w:numPr>
-          <w:ilvl w:val="0"/>
-          <w:numId w:val="1003"/>
-        </w:numPr>
-      </w:pPr>
-      <w:r>
-        <w:t xml:space="preserve">B4XDaisyAlert.bas</w:t>
-      </w:r>
-    </w:p>
-    <w:p>
-      <w:pPr>
-        <w:pStyle w:val="Compact"/>
-        <w:numPr>
-          <w:ilvl w:val="0"/>
-          <w:numId w:val="1003"/>
-        </w:numPr>
-      </w:pPr>
-      <w:r>
-        <w:t xml:space="preserve">B4XDaisyAnimation.bas</w:t>
-      </w:r>
-    </w:p>
-    <w:p>
-      <w:pPr>
-        <w:pStyle w:val="Compact"/>
-        <w:numPr>
-          <w:ilvl w:val="0"/>
-          <w:numId w:val="1003"/>
-        </w:numPr>
-      </w:pPr>
-      <w:r>
-        <w:t xml:space="preserve">B4XDaisyApp.bas</w:t>
-      </w:r>
-    </w:p>
-    <w:p>
-      <w:pPr>
-        <w:pStyle w:val="Compact"/>
-        <w:numPr>
-          <w:ilvl w:val="0"/>
-          <w:numId w:val="1003"/>
-        </w:numPr>
-      </w:pPr>
-      <w:r>
-        <w:t xml:space="preserve">B4XDaisyAura.bas</w:t>
-      </w:r>
-    </w:p>
-    <w:p>
-      <w:pPr>
-        <w:pStyle w:val="Compact"/>
-        <w:numPr>
-          <w:ilvl w:val="0"/>
-          <w:numId w:val="1003"/>
-        </w:numPr>
-      </w:pPr>
-      <w:r>
-        <w:t xml:space="preserve">B4XDaisyAvatar.bas</w:t>
-      </w:r>
-    </w:p>
-    <w:p>
-      <w:pPr>
-        <w:pStyle w:val="Compact"/>
-        <w:numPr>
-          <w:ilvl w:val="0"/>
-          <w:numId w:val="1003"/>
-        </w:numPr>
-      </w:pPr>
-      <w:r>
-        <w:t xml:space="preserve">B4XDaisyAvatarGroup.bas</w:t>
-      </w:r>
-    </w:p>
-    <w:p>
-      <w:pPr>
-        <w:pStyle w:val="Compact"/>
-        <w:numPr>
-          <w:ilvl w:val="0"/>
-          <w:numId w:val="1003"/>
-        </w:numPr>
-      </w:pPr>
-      <w:r>
-        <w:t xml:space="preserve">B4XDaisyBadge.bas</w:t>
-      </w:r>
-    </w:p>
-    <w:p>
-      <w:pPr>
-        <w:pStyle w:val="Compact"/>
-        <w:numPr>
-          <w:ilvl w:val="0"/>
-          <w:numId w:val="1003"/>
-        </w:numPr>
-      </w:pPr>
-      <w:r>
-        <w:t xml:space="preserve">B4XDaisyBadgeGroupSelect.bas</w:t>
-      </w:r>
-    </w:p>
-    <w:p>
-      <w:pPr>
-        <w:pStyle w:val="Compact"/>
-        <w:numPr>
-          <w:ilvl w:val="0"/>
-          <w:numId w:val="1003"/>
-        </w:numPr>
-      </w:pPr>
-      <w:r>
-        <w:t xml:space="preserve">B4XDaisyBoomMenu.bas</w:t>
-      </w:r>
-    </w:p>
-    <w:p>
-      <w:pPr>
-        <w:pStyle w:val="Compact"/>
-        <w:numPr>
-          <w:ilvl w:val="0"/>
-          <w:numId w:val="1003"/>
-        </w:numPr>
-      </w:pPr>
-      <w:r>
-        <w:t xml:space="preserve">B4XDaisyBoomPathManager.bas</w:t>
-      </w:r>
-    </w:p>
-    <w:p>
-      <w:pPr>
-        <w:pStyle w:val="Compact"/>
-        <w:numPr>
-          <w:ilvl w:val="0"/>
-          <w:numId w:val="1003"/>
-        </w:numPr>
-      </w:pPr>
-      <w:r>
-        <w:t xml:space="preserve">B4XDaisyBoxModel.bas</w:t>
-      </w:r>
-    </w:p>
-    <w:p>
-      <w:pPr>
-        <w:pStyle w:val="Compact"/>
-        <w:numPr>
-          <w:ilvl w:val="0"/>
-          <w:numId w:val="1003"/>
-        </w:numPr>
-      </w:pPr>
-      <w:r>
-        <w:t xml:space="preserve">B4XDaisyBreadcrumbs.bas</w:t>
-      </w:r>
-    </w:p>
-    <w:p>
-      <w:pPr>
-        <w:pStyle w:val="Compact"/>
-        <w:numPr>
-          <w:ilvl w:val="0"/>
-          <w:numId w:val="1003"/>
-        </w:numPr>
-      </w:pPr>
-      <w:r>
-        <w:t xml:space="preserve">B4XDaisyButton.bas</w:t>
-      </w:r>
-    </w:p>
-    <w:p>
-      <w:pPr>
-        <w:pStyle w:val="Compact"/>
-        <w:numPr>
-          <w:ilvl w:val="0"/>
-          <w:numId w:val="1003"/>
-        </w:numPr>
-      </w:pPr>
-      <w:r>
-        <w:t xml:space="preserve">B4XDaisyButtonPlaceManager.bas</w:t>
-      </w:r>
-    </w:p>
-    <w:p>
-      <w:pPr>
-        <w:pStyle w:val="Compact"/>
-        <w:numPr>
-          <w:ilvl w:val="0"/>
-          <w:numId w:val="1003"/>
-        </w:numPr>
-      </w:pPr>
-      <w:r>
-        <w:t xml:space="preserve">B4XDaisyCanvasSpinner.bas</w:t>
-      </w:r>
-    </w:p>
-    <w:p>
-      <w:pPr>
-        <w:pStyle w:val="Compact"/>
-        <w:numPr>
-          <w:ilvl w:val="0"/>
-          <w:numId w:val="1003"/>
-        </w:numPr>
-      </w:pPr>
-      <w:r>
-        <w:t xml:space="preserve">B4XDaisyCard.bas</w:t>
-      </w:r>
-    </w:p>
-    <w:p>
-      <w:pPr>
-        <w:pStyle w:val="Compact"/>
-        <w:numPr>
-          <w:ilvl w:val="0"/>
-          <w:numId w:val="1003"/>
-        </w:numPr>
-      </w:pPr>
-      <w:r>
-        <w:t xml:space="preserve">B4XDaisyCardActions.bas</w:t>
-      </w:r>
-    </w:p>
-    <w:p>
-      <w:pPr>
-        <w:pStyle w:val="Compact"/>
-        <w:numPr>
-          <w:ilvl w:val="0"/>
-          <w:numId w:val="1003"/>
-        </w:numPr>
-      </w:pPr>
-      <w:r>
-        <w:t xml:space="preserve">B4XDaisyCardBody.bas</w:t>
-      </w:r>
-    </w:p>
-    <w:p>
-      <w:pPr>
-        <w:pStyle w:val="Compact"/>
-        <w:numPr>
-          <w:ilvl w:val="0"/>
-          <w:numId w:val="1003"/>
-        </w:numPr>
-      </w:pPr>
-      <w:r>
-        <w:t xml:space="preserve">B4XDaisyCardTitle.bas</w:t>
-      </w:r>
-    </w:p>
-    <w:p>
-      <w:pPr>
-        <w:pStyle w:val="Compact"/>
-        <w:numPr>
-          <w:ilvl w:val="0"/>
-          <w:numId w:val="1003"/>
-        </w:numPr>
-      </w:pPr>
-      <w:r>
-        <w:t xml:space="preserve">B4XDaisyCarousel.bas</w:t>
-      </w:r>
-    </w:p>
-    <w:p>
-      <w:pPr>
-        <w:pStyle w:val="Compact"/>
-        <w:numPr>
-          <w:ilvl w:val="0"/>
-          <w:numId w:val="1003"/>
-        </w:numPr>
-      </w:pPr>
-      <w:r>
-        <w:t xml:space="preserve">B4XDaisyCarouselItem.bas</w:t>
-      </w:r>
-    </w:p>
-    <w:p>
-      <w:pPr>
-        <w:pStyle w:val="Compact"/>
-        <w:numPr>
-          <w:ilvl w:val="0"/>
-          <w:numId w:val="1003"/>
-        </w:numPr>
-      </w:pPr>
-      <w:r>
-        <w:t xml:space="preserve">B4XDaisyChat.bas</w:t>
-      </w:r>
-    </w:p>
-    <w:p>
-      <w:pPr>
-        <w:pStyle w:val="Compact"/>
-        <w:numPr>
-          <w:ilvl w:val="0"/>
-          <w:numId w:val="1003"/>
-        </w:numPr>
-      </w:pPr>
-      <w:r>
-        <w:t xml:space="preserve">B4XDaisyChatBubble.bas</w:t>
-      </w:r>
-    </w:p>
-    <w:p>
-      <w:pPr>
-        <w:pStyle w:val="Compact"/>
-        <w:numPr>
-          <w:ilvl w:val="0"/>
-          <w:numId w:val="1003"/>
-        </w:numPr>
-      </w:pPr>
-      <w:r>
-        <w:t xml:space="preserve">B4XDaisyCheckbox.bas</w:t>
-      </w:r>
-    </w:p>
-    <w:p>
-      <w:pPr>
-        <w:pStyle w:val="Compact"/>
-        <w:numPr>
-          <w:ilvl w:val="0"/>
-          <w:numId w:val="1003"/>
-        </w:numPr>
-      </w:pPr>
-      <w:r>
-        <w:t xml:space="preserve">B4XDaisyCheckboxGroup.bas</w:t>
-      </w:r>
-    </w:p>
-    <w:p>
-      <w:pPr>
-        <w:pStyle w:val="Compact"/>
-        <w:numPr>
-          <w:ilvl w:val="0"/>
-          <w:numId w:val="1003"/>
-        </w:numPr>
-      </w:pPr>
-      <w:r>
-        <w:t xml:space="preserve">B4XDaisyCollapse.bas</w:t>
-      </w:r>
-    </w:p>
-    <w:p>
-      <w:pPr>
-        <w:pStyle w:val="Compact"/>
-        <w:numPr>
-          <w:ilvl w:val="0"/>
-          <w:numId w:val="1003"/>
-        </w:numPr>
-      </w:pPr>
-      <w:r>
-        <w:t xml:space="preserve">B4XDaisyCollapseContent.bas</w:t>
-      </w:r>
-    </w:p>
-    <w:p>
-      <w:pPr>
-        <w:pStyle w:val="Compact"/>
-        <w:numPr>
-          <w:ilvl w:val="0"/>
-          <w:numId w:val="1003"/>
-        </w:numPr>
-      </w:pPr>
-      <w:r>
-        <w:t xml:space="preserve">B4XDaisyCollapseTitle.bas</w:t>
-      </w:r>
-    </w:p>
-    <w:p>
-      <w:pPr>
-        <w:pStyle w:val="Compact"/>
-        <w:numPr>
-          <w:ilvl w:val="0"/>
-          <w:numId w:val="1003"/>
-        </w:numPr>
-      </w:pPr>
-      <w:r>
-        <w:t xml:space="preserve">B4XDaisyColorWheel.bas</w:t>
-      </w:r>
-    </w:p>
-    <w:p>
-      <w:pPr>
-        <w:pStyle w:val="Compact"/>
-        <w:numPr>
-          <w:ilvl w:val="0"/>
-          <w:numId w:val="1003"/>
-        </w:numPr>
-      </w:pPr>
-      <w:r>
-        <w:t xml:space="preserve">B4XDaisyCountdown.bas</w:t>
-      </w:r>
-    </w:p>
-    <w:p>
-      <w:pPr>
-        <w:pStyle w:val="Compact"/>
-        <w:numPr>
-          <w:ilvl w:val="0"/>
-          <w:numId w:val="1003"/>
-        </w:numPr>
-      </w:pPr>
-      <w:r>
-        <w:t xml:space="preserve">B4XDaisyCountdownItem.bas</w:t>
-      </w:r>
-    </w:p>
-    <w:p>
-      <w:pPr>
-        <w:pStyle w:val="Compact"/>
-        <w:numPr>
-          <w:ilvl w:val="0"/>
-          <w:numId w:val="1003"/>
-        </w:numPr>
-      </w:pPr>
-      <w:r>
-        <w:t xml:space="preserve">B4XDaisyDashboard.bas</w:t>
-      </w:r>
-    </w:p>
-    <w:p>
-      <w:pPr>
-        <w:pStyle w:val="Compact"/>
-        <w:numPr>
-          <w:ilvl w:val="0"/>
-          <w:numId w:val="1003"/>
-        </w:numPr>
-      </w:pPr>
-      <w:r>
-        <w:t xml:space="preserve">B4XDaisyDiff.bas</w:t>
-      </w:r>
-    </w:p>
-    <w:p>
-      <w:pPr>
-        <w:pStyle w:val="Compact"/>
-        <w:numPr>
-          <w:ilvl w:val="0"/>
-          <w:numId w:val="1003"/>
-        </w:numPr>
-      </w:pPr>
-      <w:r>
-        <w:t xml:space="preserve">B4XDaisyDivider.bas</w:t>
-      </w:r>
-    </w:p>
-    <w:p>
-      <w:pPr>
-        <w:pStyle w:val="Compact"/>
-        <w:numPr>
-          <w:ilvl w:val="0"/>
-          <w:numId w:val="1003"/>
-        </w:numPr>
-      </w:pPr>
-      <w:r>
-        <w:t xml:space="preserve">B4XDaisyDivision.bas</w:t>
-      </w:r>
-    </w:p>
-    <w:p>
-      <w:pPr>
-        <w:pStyle w:val="Compact"/>
-        <w:numPr>
-          <w:ilvl w:val="0"/>
-          <w:numId w:val="1003"/>
-        </w:numPr>
-      </w:pPr>
-      <w:r>
-        <w:t xml:space="preserve">B4XDaisyDock.bas</w:t>
-      </w:r>
-    </w:p>
-    <w:p>
-      <w:pPr>
-        <w:pStyle w:val="Compact"/>
-        <w:numPr>
-          <w:ilvl w:val="0"/>
-          <w:numId w:val="1003"/>
-        </w:numPr>
-      </w:pPr>
-      <w:r>
-        <w:t xml:space="preserve">B4XDaisyDrawer.bas</w:t>
-      </w:r>
-    </w:p>
-    <w:p>
-      <w:pPr>
-        <w:pStyle w:val="Compact"/>
-        <w:numPr>
-          <w:ilvl w:val="0"/>
-          <w:numId w:val="1003"/>
-        </w:numPr>
-      </w:pPr>
-      <w:r>
-        <w:t xml:space="preserve">B4XDaisyDropdown.bas</w:t>
-      </w:r>
-    </w:p>
-    <w:p>
-      <w:pPr>
-        <w:pStyle w:val="Compact"/>
-        <w:numPr>
-          <w:ilvl w:val="0"/>
-          <w:numId w:val="1003"/>
-        </w:numPr>
-      </w:pPr>
-      <w:r>
-        <w:t xml:space="preserve">B4XDaisyDualRange.bas</w:t>
-      </w:r>
-    </w:p>
-    <w:p>
-      <w:pPr>
-        <w:pStyle w:val="Compact"/>
-        <w:numPr>
-          <w:ilvl w:val="0"/>
-          <w:numId w:val="1003"/>
-        </w:numPr>
-      </w:pPr>
-      <w:r>
-        <w:t xml:space="preserve">B4XDaisyEnjoyHint.bas</w:t>
-      </w:r>
-    </w:p>
-    <w:p>
-      <w:pPr>
-        <w:pStyle w:val="Compact"/>
-        <w:numPr>
-          <w:ilvl w:val="0"/>
-          <w:numId w:val="1003"/>
-        </w:numPr>
-      </w:pPr>
-      <w:r>
-        <w:t xml:space="preserve">B4XDaisyFab.bas</w:t>
-      </w:r>
-    </w:p>
-    <w:p>
-      <w:pPr>
-        <w:pStyle w:val="Compact"/>
-        <w:numPr>
-          <w:ilvl w:val="0"/>
-          <w:numId w:val="1003"/>
-        </w:numPr>
-      </w:pPr>
-      <w:r>
-        <w:t xml:space="preserve">B4XDaisyFieldset.bas</w:t>
-      </w:r>
-    </w:p>
-    <w:p>
-      <w:pPr>
-        <w:pStyle w:val="Compact"/>
-        <w:numPr>
-          <w:ilvl w:val="0"/>
-          <w:numId w:val="1003"/>
-        </w:numPr>
-      </w:pPr>
-      <w:r>
-        <w:t xml:space="preserve">B4XDaisyFileHandler.bas</w:t>
-      </w:r>
-    </w:p>
-    <w:p>
-      <w:pPr>
-        <w:pStyle w:val="Compact"/>
-        <w:numPr>
-          <w:ilvl w:val="0"/>
-          <w:numId w:val="1003"/>
-        </w:numPr>
-      </w:pPr>
-      <w:r>
-        <w:t xml:space="preserve">B4XDaisyFileInput.bas</w:t>
-      </w:r>
-    </w:p>
-    <w:p>
-      <w:pPr>
-        <w:pStyle w:val="Compact"/>
-        <w:numPr>
-          <w:ilvl w:val="0"/>
-          <w:numId w:val="1003"/>
-        </w:numPr>
-      </w:pPr>
-      <w:r>
-        <w:t xml:space="preserve">B4XDaisyFilter.bas</w:t>
-      </w:r>
-    </w:p>
-    <w:p>
-      <w:pPr>
-        <w:pStyle w:val="Compact"/>
-        <w:numPr>
-          <w:ilvl w:val="0"/>
-          <w:numId w:val="1003"/>
-        </w:numPr>
-      </w:pPr>
-      <w:r>
-        <w:t xml:space="preserve">B4XDaisyFlexItem.bas</w:t>
-      </w:r>
-    </w:p>
-    <w:p>
-      <w:pPr>
-        <w:pStyle w:val="Compact"/>
-        <w:numPr>
-          <w:ilvl w:val="0"/>
-          <w:numId w:val="1003"/>
-        </w:numPr>
-      </w:pPr>
-      <w:r>
-        <w:t xml:space="preserve">B4XDaisyFlexLayout.bas</w:t>
-      </w:r>
-    </w:p>
-    <w:p>
-      <w:pPr>
-        <w:pStyle w:val="Compact"/>
-        <w:numPr>
-          <w:ilvl w:val="0"/>
-          <w:numId w:val="1003"/>
-        </w:numPr>
-      </w:pPr>
-      <w:r>
-        <w:t xml:space="preserve">B4XDaisyFlexPanel.bas</w:t>
-      </w:r>
-    </w:p>
-    <w:p>
-      <w:pPr>
-        <w:pStyle w:val="Compact"/>
-        <w:numPr>
-          <w:ilvl w:val="0"/>
-          <w:numId w:val="1003"/>
-        </w:numPr>
-      </w:pPr>
-      <w:r>
-        <w:t xml:space="preserve">B4XDaisyGrid.bas</w:t>
-      </w:r>
-    </w:p>
-    <w:p>
-      <w:pPr>
-        <w:pStyle w:val="Compact"/>
-        <w:numPr>
-          <w:ilvl w:val="0"/>
-          <w:numId w:val="1003"/>
-        </w:numPr>
-      </w:pPr>
-      <w:r>
-        <w:t xml:space="preserve">B4XDaisyHero.bas</w:t>
-      </w:r>
-    </w:p>
-    <w:p>
-      <w:pPr>
-        <w:pStyle w:val="Compact"/>
-        <w:numPr>
-          <w:ilvl w:val="0"/>
-          <w:numId w:val="1003"/>
-        </w:numPr>
-      </w:pPr>
-      <w:r>
-        <w:t xml:space="preserve">B4XDaisyHover3d.bas</w:t>
-      </w:r>
-    </w:p>
-    <w:p>
-      <w:pPr>
-        <w:pStyle w:val="Compact"/>
-        <w:numPr>
-          <w:ilvl w:val="0"/>
-          <w:numId w:val="1003"/>
-        </w:numPr>
-      </w:pPr>
-      <w:r>
-        <w:t xml:space="preserve">B4XDaisyIconButton.bas</w:t>
-      </w:r>
-    </w:p>
-    <w:p>
-      <w:pPr>
-        <w:pStyle w:val="Compact"/>
-        <w:numPr>
-          <w:ilvl w:val="0"/>
-          <w:numId w:val="1003"/>
-        </w:numPr>
-      </w:pPr>
-      <w:r>
-        <w:t xml:space="preserve">B4XDaisyImage.bas</w:t>
-      </w:r>
-    </w:p>
-    <w:p>
-      <w:pPr>
-        <w:pStyle w:val="Compact"/>
-        <w:numPr>
-          <w:ilvl w:val="0"/>
-          <w:numId w:val="1003"/>
-        </w:numPr>
-      </w:pPr>
-      <w:r>
-        <w:t xml:space="preserve">B4XDaisyIndicator.bas</w:t>
-      </w:r>
-    </w:p>
-    <w:p>
-      <w:pPr>
-        <w:pStyle w:val="Compact"/>
-        <w:numPr>
-          <w:ilvl w:val="0"/>
-          <w:numId w:val="1003"/>
-        </w:numPr>
-      </w:pPr>
-      <w:r>
-        <w:t xml:space="preserve">B4XDaisyInfoCard.bas</w:t>
-      </w:r>
-    </w:p>
-    <w:p>
-      <w:pPr>
-        <w:pStyle w:val="Compact"/>
-        <w:numPr>
-          <w:ilvl w:val="0"/>
-          <w:numId w:val="1003"/>
-        </w:numPr>
-      </w:pPr>
-      <w:r>
-        <w:t xml:space="preserve">B4XDaisyInput.bas</w:t>
-      </w:r>
-    </w:p>
-    <w:p>
-      <w:pPr>
-        <w:pStyle w:val="Compact"/>
-        <w:numPr>
-          <w:ilvl w:val="0"/>
-          <w:numId w:val="1003"/>
-        </w:numPr>
-      </w:pPr>
-      <w:r>
-        <w:t xml:space="preserve">B4XDaisyKbd.bas</w:t>
-      </w:r>
-    </w:p>
-    <w:p>
-      <w:pPr>
-        <w:pStyle w:val="Compact"/>
-        <w:numPr>
-          <w:ilvl w:val="0"/>
-          <w:numId w:val="1003"/>
-        </w:numPr>
-      </w:pPr>
-      <w:r>
-        <w:t xml:space="preserve">B4XDaisyList.bas</w:t>
-      </w:r>
-    </w:p>
-    <w:p>
-      <w:pPr>
-        <w:pStyle w:val="Compact"/>
-        <w:numPr>
-          <w:ilvl w:val="0"/>
-          <w:numId w:val="1003"/>
-        </w:numPr>
-      </w:pPr>
-      <w:r>
-        <w:t xml:space="preserve">B4XDaisyLoading.bas</w:t>
-      </w:r>
-    </w:p>
-    <w:p>
-      <w:pPr>
-        <w:pStyle w:val="Compact"/>
-        <w:numPr>
-          <w:ilvl w:val="0"/>
-          <w:numId w:val="1003"/>
-        </w:numPr>
-      </w:pPr>
-      <w:r>
-        <w:t xml:space="preserve">B4XDaisyMenu.bas</w:t>
-      </w:r>
-    </w:p>
-    <w:p>
-      <w:pPr>
-        <w:pStyle w:val="Compact"/>
-        <w:numPr>
-          <w:ilvl w:val="0"/>
-          <w:numId w:val="1003"/>
-        </w:numPr>
-      </w:pPr>
-      <w:r>
-        <w:t xml:space="preserve">B4XDaisyModal.bas</w:t>
-      </w:r>
-    </w:p>
-    <w:p>
-      <w:pPr>
-        <w:pStyle w:val="Compact"/>
-        <w:numPr>
-          <w:ilvl w:val="0"/>
-          <w:numId w:val="1003"/>
-        </w:numPr>
-      </w:pPr>
-      <w:r>
-        <w:t xml:space="preserve">B4XDaisyNavbar.bas</w:t>
-      </w:r>
-    </w:p>
-    <w:p>
-      <w:pPr>
-        <w:pStyle w:val="Compact"/>
-        <w:numPr>
-          <w:ilvl w:val="0"/>
-          <w:numId w:val="1003"/>
-        </w:numPr>
-      </w:pPr>
-      <w:r>
-        <w:t xml:space="preserve">B4XDaisyOTP.bas</w:t>
-      </w:r>
-    </w:p>
-    <w:p>
-      <w:pPr>
-        <w:pStyle w:val="Compact"/>
-        <w:numPr>
-          <w:ilvl w:val="0"/>
-          <w:numId w:val="1003"/>
-        </w:numPr>
-      </w:pPr>
-      <w:r>
-        <w:t xml:space="preserve">B4XDaisyOverlay.bas</w:t>
-      </w:r>
-    </w:p>
-    <w:p>
-      <w:pPr>
-        <w:pStyle w:val="Compact"/>
-        <w:numPr>
-          <w:ilvl w:val="0"/>
-          <w:numId w:val="1003"/>
-        </w:numPr>
-      </w:pPr>
-      <w:r>
-        <w:t xml:space="preserve">B4XDaisyPageScroll.bas</w:t>
-      </w:r>
-    </w:p>
-    <w:p>
-      <w:pPr>
-        <w:pStyle w:val="Compact"/>
-        <w:numPr>
-          <w:ilvl w:val="0"/>
-          <w:numId w:val="1003"/>
-        </w:numPr>
-      </w:pPr>
-      <w:r>
-        <w:t xml:space="preserve">B4XDaisyPagination.bas</w:t>
-      </w:r>
-    </w:p>
-    <w:p>
-      <w:pPr>
-        <w:pStyle w:val="Compact"/>
-        <w:numPr>
-          <w:ilvl w:val="0"/>
-          <w:numId w:val="1003"/>
-        </w:numPr>
-      </w:pPr>
-      <w:r>
-        <w:t xml:space="preserve">B4XDaisyPDFView.bas</w:t>
-      </w:r>
-    </w:p>
-    <w:p>
-      <w:pPr>
-        <w:pStyle w:val="Compact"/>
-        <w:numPr>
-          <w:ilvl w:val="0"/>
-          <w:numId w:val="1003"/>
-        </w:numPr>
-      </w:pPr>
-      <w:r>
-        <w:t xml:space="preserve">B4XDaisyPicker.bas</w:t>
-      </w:r>
-    </w:p>
-    <w:p>
-      <w:pPr>
-        <w:pStyle w:val="Compact"/>
-        <w:numPr>
-          <w:ilvl w:val="0"/>
-          <w:numId w:val="1003"/>
-        </w:numPr>
-      </w:pPr>
-      <w:r>
-        <w:t xml:space="preserve">B4XDaisyPiecePlaceManager.bas</w:t>
-      </w:r>
-    </w:p>
-    <w:p>
-      <w:pPr>
-        <w:pStyle w:val="Compact"/>
-        <w:numPr>
-          <w:ilvl w:val="0"/>
-          <w:numId w:val="1003"/>
-        </w:numPr>
-      </w:pPr>
-      <w:r>
-        <w:t xml:space="preserve">B4XDaisyPocketBase.bas</w:t>
-      </w:r>
-    </w:p>
-    <w:p>
-      <w:pPr>
-        <w:pStyle w:val="Compact"/>
-        <w:numPr>
-          <w:ilvl w:val="0"/>
-          <w:numId w:val="1003"/>
-        </w:numPr>
-      </w:pPr>
-      <w:r>
-        <w:t xml:space="preserve">B4XDaisyProgress.bas</w:t>
-      </w:r>
-    </w:p>
-    <w:p>
-      <w:pPr>
-        <w:pStyle w:val="Compact"/>
-        <w:numPr>
-          <w:ilvl w:val="0"/>
-          <w:numId w:val="1003"/>
-        </w:numPr>
-      </w:pPr>
-      <w:r>
-        <w:t xml:space="preserve">B4XDaisyRadialProgress.bas</w:t>
-      </w:r>
-    </w:p>
-    <w:p>
-      <w:pPr>
-        <w:pStyle w:val="Compact"/>
-        <w:numPr>
-          <w:ilvl w:val="0"/>
-          <w:numId w:val="1003"/>
-        </w:numPr>
-      </w:pPr>
-      <w:r>
-        <w:t xml:space="preserve">B4XDaisyRadio.bas</w:t>
-      </w:r>
-    </w:p>
-    <w:p>
-      <w:pPr>
-        <w:pStyle w:val="Compact"/>
-        <w:numPr>
-          <w:ilvl w:val="0"/>
-          <w:numId w:val="1003"/>
-        </w:numPr>
-      </w:pPr>
-      <w:r>
-        <w:t xml:space="preserve">B4XDaisyRadioGroup.bas</w:t>
-      </w:r>
-    </w:p>
-    <w:p>
-      <w:pPr>
-        <w:pStyle w:val="Compact"/>
-        <w:numPr>
-          <w:ilvl w:val="0"/>
-          <w:numId w:val="1003"/>
-        </w:numPr>
-      </w:pPr>
-      <w:r>
-        <w:t xml:space="preserve">B4XDaisyRange.bas</w:t>
-      </w:r>
-    </w:p>
-    <w:p>
-      <w:pPr>
-        <w:pStyle w:val="Compact"/>
-        <w:numPr>
-          <w:ilvl w:val="0"/>
-          <w:numId w:val="1003"/>
-        </w:numPr>
-      </w:pPr>
-      <w:r>
-        <w:t xml:space="preserve">B4XDaisyRating.bas</w:t>
-      </w:r>
-    </w:p>
-    <w:p>
-      <w:pPr>
-        <w:pStyle w:val="Compact"/>
-        <w:numPr>
-          <w:ilvl w:val="0"/>
-          <w:numId w:val="1003"/>
-        </w:numPr>
-      </w:pPr>
-      <w:r>
-        <w:t xml:space="preserve">B4XDaisySegment.bas</w:t>
-      </w:r>
-    </w:p>
-    <w:p>
-      <w:pPr>
-        <w:pStyle w:val="Compact"/>
-        <w:numPr>
-          <w:ilvl w:val="0"/>
-          <w:numId w:val="1003"/>
-        </w:numPr>
-      </w:pPr>
-      <w:r>
-        <w:t xml:space="preserve">B4XDaisySelect.bas</w:t>
-      </w:r>
-    </w:p>
-    <w:p>
-      <w:pPr>
-        <w:pStyle w:val="Compact"/>
-        <w:numPr>
-          <w:ilvl w:val="0"/>
-          <w:numId w:val="1003"/>
-        </w:numPr>
-      </w:pPr>
-      <w:r>
-        <w:t xml:space="preserve">B4XDaisySheetModal.bas</w:t>
-      </w:r>
-    </w:p>
-    <w:p>
-      <w:pPr>
-        <w:pStyle w:val="Compact"/>
-        <w:numPr>
-          <w:ilvl w:val="0"/>
-          <w:numId w:val="1003"/>
-        </w:numPr>
-      </w:pPr>
-      <w:r>
-        <w:t xml:space="preserve">B4XDaisyShineButton.bas</w:t>
-      </w:r>
-    </w:p>
-    <w:p>
-      <w:pPr>
-        <w:pStyle w:val="Compact"/>
-        <w:numPr>
-          <w:ilvl w:val="0"/>
-          <w:numId w:val="1003"/>
-        </w:numPr>
-      </w:pPr>
-      <w:r>
-        <w:t xml:space="preserve">B4XDaisySignature.bas</w:t>
-      </w:r>
-    </w:p>
-    <w:p>
-      <w:pPr>
-        <w:pStyle w:val="Compact"/>
-        <w:numPr>
-          <w:ilvl w:val="0"/>
-          <w:numId w:val="1003"/>
-        </w:numPr>
-      </w:pPr>
-      <w:r>
-        <w:t xml:space="preserve">B4XDaisySignaturePad.bas</w:t>
-      </w:r>
-    </w:p>
-    <w:p>
-      <w:pPr>
-        <w:pStyle w:val="Compact"/>
-        <w:numPr>
-          <w:ilvl w:val="0"/>
-          <w:numId w:val="1003"/>
-        </w:numPr>
-      </w:pPr>
-      <w:r>
-        <w:t xml:space="preserve">B4XDaisyStack.bas</w:t>
-      </w:r>
-    </w:p>
-    <w:p>
-      <w:pPr>
-        <w:pStyle w:val="Compact"/>
-        <w:numPr>
-          <w:ilvl w:val="0"/>
-          <w:numId w:val="1003"/>
-        </w:numPr>
-      </w:pPr>
-      <w:r>
-        <w:t xml:space="preserve">B4XDaisyStat.bas</w:t>
-      </w:r>
-    </w:p>
-    <w:p>
-      <w:pPr>
-        <w:pStyle w:val="Compact"/>
-        <w:numPr>
-          <w:ilvl w:val="0"/>
-          <w:numId w:val="1003"/>
-        </w:numPr>
-      </w:pPr>
-      <w:r>
-        <w:t xml:space="preserve">B4XDaisyStatItem.bas</w:t>
-      </w:r>
-    </w:p>
-    <w:p>
-      <w:pPr>
-        <w:pStyle w:val="Compact"/>
-        <w:numPr>
-          <w:ilvl w:val="0"/>
-          <w:numId w:val="1003"/>
-        </w:numPr>
-      </w:pPr>
-      <w:r>
-        <w:t xml:space="preserve">B4XDaisyStatus.bas</w:t>
-      </w:r>
-    </w:p>
-    <w:p>
-      <w:pPr>
-        <w:pStyle w:val="Compact"/>
-        <w:numPr>
-          <w:ilvl w:val="0"/>
-          <w:numId w:val="1003"/>
-        </w:numPr>
-      </w:pPr>
-      <w:r>
-        <w:t xml:space="preserve">B4XDaisySteps.bas</w:t>
-      </w:r>
-    </w:p>
-    <w:p>
-      <w:pPr>
-        <w:pStyle w:val="Compact"/>
-        <w:numPr>
-          <w:ilvl w:val="0"/>
-          <w:numId w:val="1003"/>
-        </w:numPr>
-      </w:pPr>
-      <w:r>
-        <w:t xml:space="preserve">B4XDaisySvgIcon.bas</w:t>
-      </w:r>
-    </w:p>
-    <w:p>
-      <w:pPr>
-        <w:pStyle w:val="Compact"/>
-        <w:numPr>
-          <w:ilvl w:val="0"/>
-          <w:numId w:val="1003"/>
-        </w:numPr>
-      </w:pPr>
-      <w:r>
-        <w:t xml:space="preserve">B4XDaisySwap.bas</w:t>
-      </w:r>
-    </w:p>
-    <w:p>
-      <w:pPr>
-        <w:pStyle w:val="Compact"/>
-        <w:numPr>
-          <w:ilvl w:val="0"/>
-          <w:numId w:val="1003"/>
-        </w:numPr>
-      </w:pPr>
-      <w:r>
-        <w:t xml:space="preserve">B4XDaisySweetAlert.bas</w:t>
-      </w:r>
-    </w:p>
-    <w:p>
-      <w:pPr>
-        <w:pStyle w:val="Compact"/>
-        <w:numPr>
-          <w:ilvl w:val="0"/>
-          <w:numId w:val="1003"/>
-        </w:numPr>
-      </w:pPr>
-      <w:r>
-        <w:t xml:space="preserve">B4XDaisySweetAlertIcon.bas</w:t>
-      </w:r>
-    </w:p>
-    <w:p>
-      <w:pPr>
-        <w:pStyle w:val="Compact"/>
-        <w:numPr>
-          <w:ilvl w:val="0"/>
-          <w:numId w:val="1003"/>
-        </w:numPr>
-      </w:pPr>
-      <w:r>
-        <w:t xml:space="preserve">B4XDaisyTab.bas</w:t>
-      </w:r>
-    </w:p>
-    <w:p>
-      <w:pPr>
-        <w:pStyle w:val="Compact"/>
-        <w:numPr>
-          <w:ilvl w:val="0"/>
-          <w:numId w:val="1003"/>
-        </w:numPr>
-      </w:pPr>
-      <w:r>
-        <w:t xml:space="preserve">B4XDaisyTagSphere.bas</w:t>
-      </w:r>
-    </w:p>
-    <w:p>
-      <w:pPr>
-        <w:pStyle w:val="Compact"/>
-        <w:numPr>
-          <w:ilvl w:val="0"/>
-          <w:numId w:val="1003"/>
-        </w:numPr>
-      </w:pPr>
-      <w:r>
-        <w:t xml:space="preserve">B4XDaisyText.bas</w:t>
-      </w:r>
-    </w:p>
-    <w:p>
-      <w:pPr>
-        <w:pStyle w:val="Compact"/>
-        <w:numPr>
-          <w:ilvl w:val="0"/>
-          <w:numId w:val="1003"/>
-        </w:numPr>
-      </w:pPr>
-      <w:r>
-        <w:t xml:space="preserve">B4XDaisyTextRotate.bas</w:t>
-      </w:r>
-    </w:p>
-    <w:p>
-      <w:pPr>
-        <w:pStyle w:val="Compact"/>
-        <w:numPr>
-          <w:ilvl w:val="0"/>
-          <w:numId w:val="1003"/>
-        </w:numPr>
-      </w:pPr>
-      <w:r>
-        <w:t xml:space="preserve">B4XDaisyTimeline.bas</w:t>
-      </w:r>
-    </w:p>
-    <w:p>
-      <w:pPr>
-        <w:pStyle w:val="Compact"/>
-        <w:numPr>
-          <w:ilvl w:val="0"/>
-          <w:numId w:val="1003"/>
-        </w:numPr>
-      </w:pPr>
-      <w:r>
-        <w:t xml:space="preserve">B4XDaisyToast.bas</w:t>
-      </w:r>
-    </w:p>
-    <w:p>
-      <w:pPr>
-        <w:pStyle w:val="Compact"/>
-        <w:numPr>
-          <w:ilvl w:val="0"/>
-          <w:numId w:val="1003"/>
-        </w:numPr>
-      </w:pPr>
-      <w:r>
-        <w:t xml:space="preserve">B4XDaisyToggle.bas</w:t>
-      </w:r>
-    </w:p>
-    <w:p>
-      <w:pPr>
-        <w:pStyle w:val="Compact"/>
-        <w:numPr>
-          <w:ilvl w:val="0"/>
-          <w:numId w:val="1003"/>
-        </w:numPr>
-      </w:pPr>
-      <w:r>
-        <w:t xml:space="preserve">B4XDaisyToggleGroup.bas</w:t>
-      </w:r>
-    </w:p>
-    <w:p>
-      <w:pPr>
-        <w:pStyle w:val="Compact"/>
-        <w:numPr>
-          <w:ilvl w:val="0"/>
-          <w:numId w:val="1003"/>
-        </w:numPr>
-      </w:pPr>
-      <w:r>
-        <w:t xml:space="preserve">B4XDaisyTooltip.bas</w:t>
-      </w:r>
-    </w:p>
-    <w:p>
-      <w:pPr>
-        <w:pStyle w:val="Compact"/>
-        <w:numPr>
-          <w:ilvl w:val="0"/>
-          <w:numId w:val="1003"/>
-        </w:numPr>
-      </w:pPr>
-      <w:r>
-        <w:t xml:space="preserve">B4XDaisyVariants.bas</w:t>
-      </w:r>
-    </w:p>
-    <w:p>
-      <w:pPr>
-        <w:pStyle w:val="Compact"/>
-        <w:numPr>
-          <w:ilvl w:val="0"/>
-          <w:numId w:val="1003"/>
-        </w:numPr>
-      </w:pPr>
-      <w:r>
-        <w:t xml:space="preserve">B4XDaisyWindow.bas</w:t>
+        <w:t xml:space="preserve">(none)</w:t>
       </w:r>
     </w:p>
     <w:bookmarkEnd w:id="11"/>
